--- a/backend/word_templates/工程类/集团外工程/材料（设备）采购/邀请询比/7.供应商资格审核表.docx
+++ b/backend/word_templates/工程类/集团外工程/材料（设备）采购/邀请询比/7.供应商资格审核表.docx
@@ -202,7 +202,7 @@
               <w:rPr>
                 <w:rFonts w:hint="eastAsia" w:ascii="仿宋_GB2312" w:eastAsia="仿宋_GB2312" w:cs="AdobeSongStd-Light"/>
                 <w:b/>
-                <w:color w:val="auto"/>
+                <w:color w:val="0000FF"/>
                 <w:kern w:val="0"/>
                 <w:sz w:val="24"/>
                 <w:highlight w:val="none"/>
@@ -273,7 +273,7 @@
                 <w:rFonts w:hint="eastAsia" w:ascii="仿宋_GB2312" w:eastAsia="仿宋_GB2312" w:cs="AdobeSongStd-Light"/>
                 <w:b w:val="0"/>
                 <w:bCs/>
-                <w:color w:val="auto"/>
+                <w:color w:val="0000FF"/>
                 <w:kern w:val="0"/>
                 <w:sz w:val="24"/>
                 <w:highlight w:val="none"/>
@@ -390,7 +390,7 @@
             <w:r>
               <w:rPr>
                 <w:rFonts w:hint="eastAsia" w:ascii="仿宋_GB2312" w:hAnsi="宋体" w:eastAsia="仿宋_GB2312" w:cs="宋体"/>
-                <w:color w:val="auto"/>
+                <w:color w:val="0000FF"/>
                 <w:kern w:val="0"/>
                 <w:sz w:val="24"/>
                 <w:highlight w:val="none"/>
@@ -494,7 +494,7 @@
               <w:jc w:val="center"/>
               <w:rPr>
                 <w:rFonts w:hint="default" w:ascii="仿宋_GB2312" w:hAnsi="宋体" w:eastAsia="仿宋_GB2312" w:cs="宋体"/>
-                <w:color w:val="auto"/>
+                <w:color w:val="0000FF"/>
                 <w:kern w:val="0"/>
                 <w:sz w:val="24"/>
                 <w:highlight w:val="none"/>
@@ -504,7 +504,7 @@
             <w:r>
               <w:rPr>
                 <w:rFonts w:hint="eastAsia" w:ascii="仿宋_GB2312" w:hAnsi="宋体" w:eastAsia="仿宋_GB2312" w:cs="宋体"/>
-                <w:color w:val="auto"/>
+                <w:color w:val="0000FF"/>
                 <w:kern w:val="0"/>
                 <w:sz w:val="24"/>
                 <w:highlight w:val="none"/>
@@ -529,7 +529,7 @@
               <w:jc w:val="center"/>
               <w:rPr>
                 <w:rFonts w:hint="default" w:ascii="仿宋_GB2312" w:hAnsi="宋体" w:eastAsia="仿宋_GB2312" w:cs="宋体"/>
-                <w:color w:val="auto"/>
+                <w:color w:val="0000FF"/>
                 <w:kern w:val="0"/>
                 <w:sz w:val="24"/>
                 <w:highlight w:val="none"/>
@@ -539,7 +539,7 @@
             <w:r>
               <w:rPr>
                 <w:rFonts w:hint="eastAsia" w:ascii="仿宋_GB2312" w:hAnsi="宋体" w:eastAsia="仿宋_GB2312" w:cs="宋体"/>
-                <w:color w:val="auto"/>
+                <w:color w:val="0000FF"/>
                 <w:kern w:val="0"/>
                 <w:sz w:val="24"/>
                 <w:highlight w:val="none"/>
@@ -2458,96 +2458,6 @@
       </w:pPr>
       <w:r>
         <w:rPr>
-          <w:rFonts w:ascii="仿宋_GB2312" w:hAnsi="仿宋_GB2312" w:eastAsia="仿宋_GB2312" w:cs="仿宋_GB2312"/>
-          <w:color w:val="auto"/>
-          <w:szCs w:val="21"/>
-          <w:highlight w:val="none"/>
-        </w:rPr>
-        <mc:AlternateContent>
-          <mc:Choice Requires="wps">
-            <w:drawing>
-              <wp:anchor distT="0" distB="0" distL="114300" distR="114300" simplePos="0" relativeHeight="251659264" behindDoc="0" locked="0" layoutInCell="1" allowOverlap="1">
-                <wp:simplePos x="0" y="0"/>
-                <wp:positionH relativeFrom="column">
-                  <wp:posOffset>69215</wp:posOffset>
-                </wp:positionH>
-                <wp:positionV relativeFrom="paragraph">
-                  <wp:posOffset>1040765</wp:posOffset>
-                </wp:positionV>
-                <wp:extent cx="914400" cy="449580"/>
-                <wp:effectExtent l="0" t="0" r="0" b="7620"/>
-                <wp:wrapNone/>
-                <wp:docPr id="24" name="文本框 24"/>
-                <wp:cNvGraphicFramePr/>
-                <a:graphic xmlns:a="http://schemas.openxmlformats.org/drawingml/2006/main">
-                  <a:graphicData uri="http://schemas.microsoft.com/office/word/2010/wordprocessingShape">
-                    <wps:wsp>
-                      <wps:cNvSpPr txBox="1"/>
-                      <wps:spPr>
-                        <a:xfrm>
-                          <a:off x="0" y="0"/>
-                          <a:ext cx="914400" cy="449580"/>
-                        </a:xfrm>
-                        <a:prstGeom prst="rect">
-                          <a:avLst/>
-                        </a:prstGeom>
-                        <a:solidFill>
-                          <a:srgbClr val="FFFFFF"/>
-                        </a:solidFill>
-                        <a:ln>
-                          <a:noFill/>
-                        </a:ln>
-                        <a:effectLst/>
-                      </wps:spPr>
-                      <wps:txbx>
-                        <w:txbxContent>
-                          <w:p>
-                            <w:pPr>
-                              <w:ind w:right="21" w:rightChars="10"/>
-                              <w:rPr>
-                                <w:rFonts w:ascii="宋体" w:hAnsi="宋体"/>
-                                <w:sz w:val="28"/>
-                                <w:szCs w:val="28"/>
-                              </w:rPr>
-                            </w:pPr>
-                          </w:p>
-                        </w:txbxContent>
-                      </wps:txbx>
-                      <wps:bodyPr vert="horz" wrap="square" anchor="t" anchorCtr="0" upright="1"/>
-                    </wps:wsp>
-                  </a:graphicData>
-                </a:graphic>
-              </wp:anchor>
-            </w:drawing>
-          </mc:Choice>
-          <mc:Fallback>
-            <w:pict>
-              <v:shape id="_x0000_s1026" o:spid="_x0000_s1026" o:spt="202" type="#_x0000_t202" style="position:absolute;left:0pt;margin-left:5.45pt;margin-top:81.95pt;height:35.4pt;width:72pt;z-index:251659264;mso-width-relative:page;mso-height-relative:page;" fillcolor="#FFFFFF" filled="t" stroked="f" coordsize="21600,21600" o:gfxdata="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">
-                <v:fill on="t" focussize="0,0"/>
-                <v:stroke on="f"/>
-                <v:imagedata o:title=""/>
-                <o:lock v:ext="edit" aspectratio="f"/>
-                <v:textbox>
-                  <w:txbxContent>
-                    <w:p>
-                      <w:pPr>
-                        <w:ind w:right="21" w:rightChars="10"/>
-                        <w:rPr>
-                          <w:rFonts w:ascii="宋体" w:hAnsi="宋体"/>
-                          <w:sz w:val="28"/>
-                          <w:szCs w:val="28"/>
-                        </w:rPr>
-                      </w:pPr>
-                    </w:p>
-                  </w:txbxContent>
-                </v:textbox>
-              </v:shape>
-            </w:pict>
-          </mc:Fallback>
-        </mc:AlternateContent>
-      </w:r>
-      <w:r>
-        <w:rPr>
           <w:rFonts w:hint="eastAsia" w:ascii="仿宋_GB2312" w:hAnsi="仿宋_GB2312" w:eastAsia="仿宋_GB2312" w:cs="仿宋_GB2312"/>
           <w:color w:val="auto"/>
           <w:szCs w:val="21"/>
@@ -2558,70 +2468,10 @@
     </w:p>
     <w:p>
       <w:pPr>
-        <w:rPr>
-          <w:rFonts w:hint="eastAsia" w:ascii="仿宋_GB2312" w:hAnsi="仿宋_GB2312" w:eastAsia="仿宋_GB2312" w:cs="仿宋_GB2312"/>
-          <w:color w:val="auto"/>
-          <w:szCs w:val="21"/>
-          <w:highlight w:val="none"/>
-        </w:rPr>
-      </w:pPr>
-    </w:p>
-    <w:p>
-      <w:pPr>
-        <w:rPr>
-          <w:rFonts w:hint="eastAsia" w:ascii="仿宋_GB2312" w:hAnsi="仿宋_GB2312" w:eastAsia="仿宋_GB2312" w:cs="仿宋_GB2312"/>
-          <w:color w:val="auto"/>
-          <w:szCs w:val="21"/>
-          <w:highlight w:val="none"/>
-        </w:rPr>
-      </w:pPr>
-    </w:p>
-    <w:p>
-      <w:pPr>
-        <w:rPr>
-          <w:rFonts w:hint="eastAsia" w:ascii="仿宋_GB2312" w:hAnsi="仿宋_GB2312" w:eastAsia="仿宋_GB2312" w:cs="仿宋_GB2312"/>
-          <w:color w:val="auto"/>
-          <w:szCs w:val="21"/>
-          <w:highlight w:val="none"/>
-        </w:rPr>
-      </w:pPr>
-    </w:p>
-    <w:p>
-      <w:pPr>
-        <w:rPr>
-          <w:rFonts w:hint="eastAsia" w:ascii="仿宋_GB2312" w:hAnsi="仿宋_GB2312" w:eastAsia="仿宋_GB2312" w:cs="仿宋_GB2312"/>
-          <w:color w:val="auto"/>
-          <w:szCs w:val="21"/>
-          <w:highlight w:val="none"/>
-        </w:rPr>
-      </w:pPr>
-    </w:p>
-    <w:p>
-      <w:pPr>
-        <w:rPr>
-          <w:rFonts w:hint="eastAsia" w:ascii="仿宋_GB2312" w:hAnsi="仿宋_GB2312" w:eastAsia="仿宋_GB2312" w:cs="仿宋_GB2312"/>
-          <w:color w:val="auto"/>
-          <w:szCs w:val="21"/>
-          <w:highlight w:val="none"/>
-        </w:rPr>
-      </w:pPr>
-    </w:p>
-    <w:p>
-      <w:pPr>
-        <w:rPr>
-          <w:rFonts w:hint="eastAsia" w:ascii="仿宋_GB2312" w:hAnsi="仿宋_GB2312" w:eastAsia="仿宋_GB2312" w:cs="仿宋_GB2312"/>
-          <w:color w:val="auto"/>
-          <w:szCs w:val="21"/>
-          <w:highlight w:val="none"/>
-        </w:rPr>
-      </w:pPr>
-    </w:p>
-    <w:p>
-      <w:pPr>
-        <w:keepNext w:val="0"/>
-        <w:keepLines w:val="0"/>
-        <w:pageBreakBefore w:val="0"/>
-        <w:widowControl/>
+        <w:keepNext/>
+        <w:keepLines/>
+        <w:pageBreakBefore/>
+        <w:widowControl w:val="0"/>
         <w:kinsoku/>
         <w:wordWrap/>
         <w:overflowPunct/>
@@ -2661,10 +2511,10 @@
     </w:p>
     <w:p>
       <w:pPr>
-        <w:keepNext w:val="0"/>
-        <w:keepLines w:val="0"/>
+        <w:keepNext/>
+        <w:keepLines/>
         <w:pageBreakBefore w:val="0"/>
-        <w:widowControl/>
+        <w:widowControl w:val="0"/>
         <w:kinsoku/>
         <w:wordWrap/>
         <w:overflowPunct/>
@@ -2816,13 +2666,13 @@
               <w:rPr>
                 <w:rFonts w:hint="eastAsia" w:ascii="仿宋_GB2312" w:eastAsia="仿宋_GB2312" w:cs="AdobeSongStd-Light"/>
                 <w:b/>
-                <w:color w:val="auto"/>
+                <w:color w:val="0000FF"/>
                 <w:kern w:val="0"/>
                 <w:sz w:val="24"/>
                 <w:highlight w:val="none"/>
                 <w:lang w:val="en-US" w:eastAsia="zh-CN"/>
               </w:rPr>
-              <w:t>{{gongyingshang1}}</w:t>
+              <w:t>{{gongyingshang2}}</w:t>
             </w:r>
           </w:p>
         </w:tc>
@@ -2872,7 +2722,8 @@
               <w:autoSpaceDE w:val="0"/>
               <w:autoSpaceDN w:val="0"/>
               <w:adjustRightInd w:val="0"/>
-              <w:jc w:val="center"/>
+              <w:ind w:firstLine="720" w:firstLineChars="300"/>
+              <w:jc w:val="both"/>
               <w:rPr>
                 <w:rFonts w:ascii="仿宋_GB2312" w:eastAsia="仿宋_GB2312" w:cs="AdobeSongStd-Light"/>
                 <w:b/>
@@ -2887,7 +2738,7 @@
                 <w:rFonts w:hint="eastAsia" w:ascii="仿宋_GB2312" w:eastAsia="仿宋_GB2312" w:cs="AdobeSongStd-Light"/>
                 <w:b w:val="0"/>
                 <w:bCs/>
-                <w:color w:val="auto"/>
+                <w:color w:val="0000FF"/>
                 <w:kern w:val="0"/>
                 <w:sz w:val="24"/>
                 <w:highlight w:val="none"/>
@@ -3004,13 +2855,13 @@
             <w:r>
               <w:rPr>
                 <w:rFonts w:hint="eastAsia" w:ascii="仿宋_GB2312" w:hAnsi="宋体" w:eastAsia="仿宋_GB2312" w:cs="宋体"/>
-                <w:color w:val="auto"/>
+                <w:color w:val="0000FF"/>
                 <w:kern w:val="0"/>
                 <w:sz w:val="24"/>
                 <w:highlight w:val="none"/>
                 <w:lang w:val="en-US" w:eastAsia="zh-CN"/>
               </w:rPr>
-              <w:t>{{jingying_fanwei1}}</w:t>
+              <w:t>{{jingying_fanwei2}}</w:t>
             </w:r>
           </w:p>
         </w:tc>
@@ -3118,13 +2969,13 @@
             <w:r>
               <w:rPr>
                 <w:rFonts w:hint="eastAsia" w:ascii="仿宋_GB2312" w:hAnsi="宋体" w:eastAsia="仿宋_GB2312" w:cs="宋体"/>
-                <w:color w:val="auto"/>
+                <w:color w:val="0000FF"/>
                 <w:kern w:val="0"/>
                 <w:sz w:val="24"/>
                 <w:highlight w:val="none"/>
                 <w:lang w:val="en-US" w:eastAsia="zh-CN"/>
               </w:rPr>
-              <w:t>{{lianxiren1}}</w:t>
+              <w:t>{{lianxiren2}}</w:t>
             </w:r>
           </w:p>
         </w:tc>
@@ -3153,13 +3004,13 @@
             <w:r>
               <w:rPr>
                 <w:rFonts w:hint="eastAsia" w:ascii="仿宋_GB2312" w:hAnsi="宋体" w:eastAsia="仿宋_GB2312" w:cs="宋体"/>
-                <w:color w:val="auto"/>
+                <w:color w:val="0000FF"/>
                 <w:kern w:val="0"/>
                 <w:sz w:val="24"/>
                 <w:highlight w:val="none"/>
                 <w:lang w:val="en-US" w:eastAsia="zh-CN"/>
               </w:rPr>
-              <w:t>{{lianxi_dianhua1}}</w:t>
+              <w:t>{{lianxi_dianhua2}}</w:t>
             </w:r>
           </w:p>
         </w:tc>
@@ -5062,14 +4913,6 @@
       </w:tr>
     </w:tbl>
     <w:p>
-      <w:pPr>
-        <w:rPr>
-          <w:rFonts w:hint="eastAsia" w:ascii="仿宋_GB2312" w:hAnsi="仿宋_GB2312" w:eastAsia="仿宋_GB2312" w:cs="仿宋_GB2312"/>
-          <w:color w:val="auto"/>
-          <w:szCs w:val="21"/>
-          <w:highlight w:val="none"/>
-        </w:rPr>
-      </w:pPr>
       <w:r>
         <w:rPr>
           <w:rFonts w:hint="eastAsia" w:ascii="仿宋_GB2312" w:hAnsi="仿宋_GB2312" w:eastAsia="仿宋_GB2312" w:cs="仿宋_GB2312"/>
@@ -5082,130 +4925,50 @@
     </w:p>
     <w:p>
       <w:pPr>
-        <w:keepNext w:val="0"/>
-        <w:keepLines w:val="0"/>
-        <w:pageBreakBefore w:val="0"/>
-        <w:widowControl/>
-        <w:kinsoku/>
-        <w:wordWrap/>
-        <w:overflowPunct/>
-        <w:topLinePunct w:val="0"/>
-        <w:autoSpaceDE/>
-        <w:autoSpaceDN/>
-        <w:bidi w:val="0"/>
-        <w:adjustRightInd/>
-        <w:snapToGrid/>
-        <w:spacing w:line="560" w:lineRule="exact"/>
-        <w:jc w:val="center"/>
-        <w:textAlignment w:val="auto"/>
         <w:rPr>
-          <w:rFonts w:hint="eastAsia" w:ascii="方正小标宋简体" w:hAnsi="方正小标宋简体" w:eastAsia="方正小标宋简体" w:cs="方正小标宋简体"/>
-          <w:bCs/>
+          <w:rFonts w:hint="eastAsia" w:ascii="仿宋_GB2312" w:hAnsi="仿宋_GB2312" w:eastAsia="仿宋_GB2312" w:cs="仿宋_GB2312"/>
           <w:color w:val="auto"/>
-          <w:kern w:val="0"/>
-          <w:sz w:val="44"/>
-          <w:szCs w:val="44"/>
+          <w:szCs w:val="21"/>
           <w:highlight w:val="none"/>
-          <w:lang w:val="en-US" w:eastAsia="zh-CN"/>
         </w:rPr>
       </w:pPr>
     </w:p>
     <w:p>
       <w:pPr>
-        <w:keepNext w:val="0"/>
-        <w:keepLines w:val="0"/>
-        <w:pageBreakBefore w:val="0"/>
-        <w:widowControl/>
-        <w:kinsoku/>
-        <w:wordWrap/>
-        <w:overflowPunct/>
-        <w:topLinePunct w:val="0"/>
-        <w:autoSpaceDE/>
-        <w:autoSpaceDN/>
-        <w:bidi w:val="0"/>
-        <w:adjustRightInd/>
-        <w:snapToGrid/>
-        <w:spacing w:line="560" w:lineRule="exact"/>
-        <w:jc w:val="center"/>
-        <w:textAlignment w:val="auto"/>
         <w:rPr>
-          <w:rFonts w:hint="eastAsia" w:ascii="方正小标宋简体" w:hAnsi="方正小标宋简体" w:eastAsia="方正小标宋简体" w:cs="方正小标宋简体"/>
-          <w:bCs/>
+          <w:rFonts w:hint="eastAsia" w:ascii="仿宋_GB2312" w:hAnsi="仿宋_GB2312" w:eastAsia="仿宋_GB2312" w:cs="仿宋_GB2312"/>
           <w:color w:val="auto"/>
-          <w:kern w:val="0"/>
-          <w:sz w:val="44"/>
-          <w:szCs w:val="44"/>
+          <w:szCs w:val="21"/>
           <w:highlight w:val="none"/>
-          <w:lang w:val="en-US" w:eastAsia="zh-CN"/>
         </w:rPr>
       </w:pPr>
     </w:p>
     <w:p>
       <w:pPr>
-        <w:keepNext w:val="0"/>
-        <w:keepLines w:val="0"/>
-        <w:pageBreakBefore w:val="0"/>
-        <w:widowControl/>
-        <w:kinsoku/>
-        <w:wordWrap/>
-        <w:overflowPunct/>
-        <w:topLinePunct w:val="0"/>
-        <w:autoSpaceDE/>
-        <w:autoSpaceDN/>
-        <w:bidi w:val="0"/>
-        <w:adjustRightInd/>
-        <w:snapToGrid/>
-        <w:spacing w:line="560" w:lineRule="exact"/>
-        <w:jc w:val="center"/>
-        <w:textAlignment w:val="auto"/>
         <w:rPr>
-          <w:rFonts w:hint="eastAsia" w:ascii="方正小标宋简体" w:hAnsi="方正小标宋简体" w:eastAsia="方正小标宋简体" w:cs="方正小标宋简体"/>
-          <w:bCs/>
+          <w:rFonts w:hint="eastAsia" w:ascii="仿宋_GB2312" w:hAnsi="仿宋_GB2312" w:eastAsia="仿宋_GB2312" w:cs="仿宋_GB2312"/>
           <w:color w:val="auto"/>
-          <w:kern w:val="0"/>
-          <w:sz w:val="44"/>
-          <w:szCs w:val="44"/>
+          <w:szCs w:val="21"/>
           <w:highlight w:val="none"/>
-          <w:lang w:val="en-US" w:eastAsia="zh-CN"/>
         </w:rPr>
       </w:pPr>
     </w:p>
     <w:p>
       <w:pPr>
-        <w:keepNext w:val="0"/>
-        <w:keepLines w:val="0"/>
-        <w:pageBreakBefore w:val="0"/>
-        <w:widowControl/>
-        <w:kinsoku/>
-        <w:wordWrap/>
-        <w:overflowPunct/>
-        <w:topLinePunct w:val="0"/>
-        <w:autoSpaceDE/>
-        <w:autoSpaceDN/>
-        <w:bidi w:val="0"/>
-        <w:adjustRightInd/>
-        <w:snapToGrid/>
-        <w:spacing w:line="560" w:lineRule="exact"/>
-        <w:jc w:val="center"/>
-        <w:textAlignment w:val="auto"/>
         <w:rPr>
-          <w:rFonts w:hint="eastAsia" w:ascii="方正小标宋简体" w:hAnsi="方正小标宋简体" w:eastAsia="方正小标宋简体" w:cs="方正小标宋简体"/>
-          <w:bCs/>
+          <w:rFonts w:hint="eastAsia" w:ascii="仿宋_GB2312" w:hAnsi="仿宋_GB2312" w:eastAsia="仿宋_GB2312" w:cs="仿宋_GB2312"/>
           <w:color w:val="auto"/>
-          <w:kern w:val="0"/>
-          <w:sz w:val="44"/>
-          <w:szCs w:val="44"/>
+          <w:szCs w:val="21"/>
           <w:highlight w:val="none"/>
-          <w:lang w:val="en-US" w:eastAsia="zh-CN"/>
         </w:rPr>
       </w:pPr>
     </w:p>
     <w:p>
       <w:pPr>
-        <w:keepNext w:val="0"/>
+        <w:keepNext/>
         <w:keepLines w:val="0"/>
         <w:pageBreakBefore w:val="0"/>
-        <w:widowControl/>
+        <w:widowControl w:val="0"/>
         <w:kinsoku/>
         <w:wordWrap/>
         <w:overflowPunct/>
@@ -5245,10 +5008,10 @@
     </w:p>
     <w:p>
       <w:pPr>
-        <w:keepNext w:val="0"/>
+        <w:keepNext/>
         <w:keepLines w:val="0"/>
         <w:pageBreakBefore w:val="0"/>
-        <w:widowControl/>
+        <w:widowControl w:val="0"/>
         <w:kinsoku/>
         <w:wordWrap/>
         <w:overflowPunct/>
@@ -5390,7 +5153,7 @@
               <w:rPr>
                 <w:rFonts w:ascii="仿宋_GB2312" w:eastAsia="仿宋_GB2312" w:cs="AdobeSongStd-Light"/>
                 <w:b/>
-                <w:color w:val="auto"/>
+                <w:color w:val="0000FF"/>
                 <w:kern w:val="0"/>
                 <w:sz w:val="24"/>
                 <w:highlight w:val="none"/>
@@ -5400,13 +5163,13 @@
               <w:rPr>
                 <w:rFonts w:hint="eastAsia" w:ascii="仿宋_GB2312" w:eastAsia="仿宋_GB2312" w:cs="AdobeSongStd-Light"/>
                 <w:b/>
-                <w:color w:val="auto"/>
+                <w:color w:val="0000FF"/>
                 <w:kern w:val="0"/>
                 <w:sz w:val="24"/>
                 <w:highlight w:val="none"/>
                 <w:lang w:val="en-US" w:eastAsia="zh-CN"/>
               </w:rPr>
-              <w:t>{{gongyingshang1}}</w:t>
+              <w:t>{{gongyingshang3}}</w:t>
             </w:r>
           </w:p>
         </w:tc>
@@ -5456,11 +5219,12 @@
               <w:autoSpaceDE w:val="0"/>
               <w:autoSpaceDN w:val="0"/>
               <w:adjustRightInd w:val="0"/>
-              <w:jc w:val="center"/>
+              <w:ind w:firstLine="720" w:firstLineChars="300"/>
+              <w:jc w:val="both"/>
               <w:rPr>
                 <w:rFonts w:ascii="仿宋_GB2312" w:eastAsia="仿宋_GB2312" w:cs="AdobeSongStd-Light"/>
                 <w:b/>
-                <w:color w:val="auto"/>
+                <w:color w:val="0000FF"/>
                 <w:kern w:val="0"/>
                 <w:sz w:val="24"/>
                 <w:highlight w:val="none"/>
@@ -5471,7 +5235,7 @@
                 <w:rFonts w:hint="eastAsia" w:ascii="仿宋_GB2312" w:eastAsia="仿宋_GB2312" w:cs="AdobeSongStd-Light"/>
                 <w:b w:val="0"/>
                 <w:bCs/>
-                <w:color w:val="auto"/>
+                <w:color w:val="0000FF"/>
                 <w:kern w:val="0"/>
                 <w:sz w:val="24"/>
                 <w:highlight w:val="none"/>
@@ -5578,7 +5342,7 @@
               <w:rPr>
                 <w:rFonts w:hint="default" w:ascii="仿宋_GB2312" w:eastAsia="仿宋_GB2312" w:cs="AdobeSongStd-Light"/>
                 <w:b/>
-                <w:color w:val="auto"/>
+                <w:color w:val="0000FF"/>
                 <w:kern w:val="0"/>
                 <w:sz w:val="24"/>
                 <w:highlight w:val="none"/>
@@ -5588,13 +5352,13 @@
             <w:r>
               <w:rPr>
                 <w:rFonts w:hint="eastAsia" w:ascii="仿宋_GB2312" w:hAnsi="宋体" w:eastAsia="仿宋_GB2312" w:cs="宋体"/>
-                <w:color w:val="auto"/>
+                <w:color w:val="0000FF"/>
                 <w:kern w:val="0"/>
                 <w:sz w:val="24"/>
                 <w:highlight w:val="none"/>
                 <w:lang w:val="en-US" w:eastAsia="zh-CN"/>
               </w:rPr>
-              <w:t>{{jingying_fanwei1}}</w:t>
+              <w:t>{{jingying_fanwei3}}</w:t>
             </w:r>
           </w:p>
         </w:tc>
@@ -5692,7 +5456,7 @@
               <w:jc w:val="center"/>
               <w:rPr>
                 <w:rFonts w:hint="default" w:ascii="仿宋_GB2312" w:hAnsi="宋体" w:eastAsia="仿宋_GB2312" w:cs="宋体"/>
-                <w:color w:val="auto"/>
+                <w:color w:val="0000FF"/>
                 <w:kern w:val="0"/>
                 <w:sz w:val="24"/>
                 <w:highlight w:val="none"/>
@@ -5702,13 +5466,13 @@
             <w:r>
               <w:rPr>
                 <w:rFonts w:hint="eastAsia" w:ascii="仿宋_GB2312" w:hAnsi="宋体" w:eastAsia="仿宋_GB2312" w:cs="宋体"/>
-                <w:color w:val="auto"/>
+                <w:color w:val="0000FF"/>
                 <w:kern w:val="0"/>
                 <w:sz w:val="24"/>
                 <w:highlight w:val="none"/>
                 <w:lang w:val="en-US" w:eastAsia="zh-CN"/>
               </w:rPr>
-              <w:t>{{lianxiren1}}</w:t>
+              <w:t>{{lianxiren3}}</w:t>
             </w:r>
           </w:p>
         </w:tc>
@@ -5727,7 +5491,7 @@
               <w:jc w:val="center"/>
               <w:rPr>
                 <w:rFonts w:hint="default" w:ascii="仿宋_GB2312" w:hAnsi="宋体" w:eastAsia="仿宋_GB2312" w:cs="宋体"/>
-                <w:color w:val="auto"/>
+                <w:color w:val="0000FF"/>
                 <w:kern w:val="0"/>
                 <w:sz w:val="24"/>
                 <w:highlight w:val="none"/>
@@ -5737,13 +5501,13 @@
             <w:r>
               <w:rPr>
                 <w:rFonts w:hint="eastAsia" w:ascii="仿宋_GB2312" w:hAnsi="宋体" w:eastAsia="仿宋_GB2312" w:cs="宋体"/>
-                <w:color w:val="auto"/>
+                <w:color w:val="0000FF"/>
                 <w:kern w:val="0"/>
                 <w:sz w:val="24"/>
                 <w:highlight w:val="none"/>
                 <w:lang w:val="en-US" w:eastAsia="zh-CN"/>
               </w:rPr>
-              <w:t>{{lianxi_dianhua1}}</w:t>
+              <w:t>{{lianxi_dianhua3}}</w:t>
             </w:r>
           </w:p>
         </w:tc>
@@ -6120,6 +5884,8 @@
               </w:rPr>
               <w:t>2</w:t>
             </w:r>
+            <w:bookmarkStart w:id="0" w:name="_GoBack"/>
+            <w:bookmarkEnd w:id="0"/>
             <w:r>
               <w:rPr>
                 <w:rFonts w:ascii="仿宋_GB2312" w:hAnsi="仿宋" w:eastAsia="仿宋_GB2312" w:cs="宋体"/>
@@ -7646,104 +7412,6 @@
       </w:tr>
     </w:tbl>
     <w:p>
-      <w:pPr>
-        <w:rPr>
-          <w:rFonts w:hint="eastAsia" w:ascii="仿宋_GB2312" w:hAnsi="仿宋_GB2312" w:eastAsia="仿宋_GB2312" w:cs="仿宋_GB2312"/>
-          <w:color w:val="auto"/>
-          <w:szCs w:val="21"/>
-          <w:highlight w:val="none"/>
-        </w:rPr>
-      </w:pPr>
-      <w:r>
-        <w:rPr>
-          <w:rFonts w:ascii="仿宋_GB2312" w:hAnsi="仿宋_GB2312" w:eastAsia="仿宋_GB2312" w:cs="仿宋_GB2312"/>
-          <w:color w:val="auto"/>
-          <w:szCs w:val="21"/>
-          <w:highlight w:val="none"/>
-        </w:rPr>
-        <mc:AlternateContent>
-          <mc:Choice Requires="wps">
-            <w:drawing>
-              <wp:anchor distT="0" distB="0" distL="114300" distR="114300" simplePos="0" relativeHeight="251660288" behindDoc="0" locked="0" layoutInCell="1" allowOverlap="1">
-                <wp:simplePos x="0" y="0"/>
-                <wp:positionH relativeFrom="column">
-                  <wp:posOffset>69215</wp:posOffset>
-                </wp:positionH>
-                <wp:positionV relativeFrom="paragraph">
-                  <wp:posOffset>1040765</wp:posOffset>
-                </wp:positionV>
-                <wp:extent cx="914400" cy="449580"/>
-                <wp:effectExtent l="0" t="0" r="0" b="7620"/>
-                <wp:wrapNone/>
-                <wp:docPr id="2" name="文本框 2"/>
-                <wp:cNvGraphicFramePr/>
-                <a:graphic xmlns:a="http://schemas.openxmlformats.org/drawingml/2006/main">
-                  <a:graphicData uri="http://schemas.microsoft.com/office/word/2010/wordprocessingShape">
-                    <wps:wsp>
-                      <wps:cNvSpPr txBox="1"/>
-                      <wps:spPr>
-                        <a:xfrm>
-                          <a:off x="0" y="0"/>
-                          <a:ext cx="914400" cy="449580"/>
-                        </a:xfrm>
-                        <a:prstGeom prst="rect">
-                          <a:avLst/>
-                        </a:prstGeom>
-                        <a:solidFill>
-                          <a:srgbClr val="FFFFFF"/>
-                        </a:solidFill>
-                        <a:ln>
-                          <a:noFill/>
-                        </a:ln>
-                        <a:effectLst/>
-                      </wps:spPr>
-                      <wps:txbx>
-                        <w:txbxContent>
-                          <w:p>
-                            <w:pPr>
-                              <w:ind w:right="21" w:rightChars="10"/>
-                              <w:rPr>
-                                <w:rFonts w:ascii="宋体" w:hAnsi="宋体"/>
-                                <w:sz w:val="28"/>
-                                <w:szCs w:val="28"/>
-                              </w:rPr>
-                            </w:pPr>
-                          </w:p>
-                        </w:txbxContent>
-                      </wps:txbx>
-                      <wps:bodyPr vert="horz" wrap="square" anchor="t" anchorCtr="0" upright="1"/>
-                    </wps:wsp>
-                  </a:graphicData>
-                </a:graphic>
-              </wp:anchor>
-            </w:drawing>
-          </mc:Choice>
-          <mc:Fallback>
-            <w:pict>
-              <v:shape id="_x0000_s1026" o:spid="_x0000_s1026" o:spt="202" type="#_x0000_t202" style="position:absolute;left:0pt;margin-left:5.45pt;margin-top:81.95pt;height:35.4pt;width:72pt;z-index:251660288;mso-width-relative:page;mso-height-relative:page;" fillcolor="#FFFFFF" filled="t" stroked="f" coordsize="21600,21600" o:gfxdata="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">
-                <v:fill on="t" focussize="0,0"/>
-                <v:stroke on="f"/>
-                <v:imagedata o:title=""/>
-                <o:lock v:ext="edit" aspectratio="f"/>
-                <v:textbox>
-                  <w:txbxContent>
-                    <w:p>
-                      <w:pPr>
-                        <w:ind w:right="21" w:rightChars="10"/>
-                        <w:rPr>
-                          <w:rFonts w:ascii="宋体" w:hAnsi="宋体"/>
-                          <w:sz w:val="28"/>
-                          <w:szCs w:val="28"/>
-                        </w:rPr>
-                      </w:pPr>
-                    </w:p>
-                  </w:txbxContent>
-                </v:textbox>
-              </v:shape>
-            </w:pict>
-          </mc:Fallback>
-        </mc:AlternateContent>
-      </w:r>
       <w:r>
         <w:rPr>
           <w:rFonts w:hint="eastAsia" w:ascii="仿宋_GB2312" w:hAnsi="仿宋_GB2312" w:eastAsia="仿宋_GB2312" w:cs="仿宋_GB2312"/>
@@ -7763,8 +7431,6 @@
           <w:highlight w:val="none"/>
         </w:rPr>
       </w:pPr>
-      <w:bookmarkStart w:id="0" w:name="_GoBack"/>
-      <w:bookmarkEnd w:id="0"/>
     </w:p>
     <w:sectPr>
       <w:pgSz w:w="11906" w:h="16838"/>
@@ -7852,7 +7518,7 @@
     <w:lsdException w:qFormat="1" w:unhideWhenUsed="0" w:uiPriority="0" w:semiHidden="0" w:name="Title"/>
     <w:lsdException w:unhideWhenUsed="0" w:uiPriority="0" w:semiHidden="0" w:name="Closing"/>
     <w:lsdException w:unhideWhenUsed="0" w:uiPriority="0" w:semiHidden="0" w:name="Signature"/>
-    <w:lsdException w:unhideWhenUsed="0" w:uiPriority="0" w:name="Default Paragraph Font"/>
+    <w:lsdException w:qFormat="1" w:unhideWhenUsed="0" w:uiPriority="0" w:name="Default Paragraph Font"/>
     <w:lsdException w:unhideWhenUsed="0" w:uiPriority="0" w:semiHidden="0" w:name="Body Text"/>
     <w:lsdException w:unhideWhenUsed="0" w:uiPriority="0" w:semiHidden="0" w:name="Body Text Indent"/>
     <w:lsdException w:unhideWhenUsed="0" w:uiPriority="0" w:semiHidden="0" w:name="List Continue"/>
@@ -8055,6 +7721,7 @@
   <w:style w:type="character" w:default="1" w:styleId="4">
     <w:name w:val="Default Paragraph Font"/>
     <w:semiHidden/>
+    <w:qFormat/>
     <w:uiPriority w:val="0"/>
   </w:style>
   <w:style w:type="table" w:default="1" w:styleId="3">
@@ -8375,21 +8042,4 @@
   </a:themeElements>
   <a:objectDefaults/>
 </a:theme>
-</file>
-
-<file path=customXml/item1.xml><?xml version="1.0" encoding="utf-8"?>
-<s:customData xmlns="http://www.wps.cn/officeDocument/2013/wpsCustomData" xmlns:s="http://www.wps.cn/officeDocument/2013/wpsCustomData">
-  <customSectProps/>
-  <customShpExts>
-    <customShpInfo spid="_x0000_s1026"/>
-  </customShpExts>
-</s:customData>
-</file>
-
-<file path=customXml/itemProps1.xml><?xml version="1.0" encoding="utf-8"?>
-<ds:datastoreItem xmlns:ds="http://schemas.openxmlformats.org/officeDocument/2006/customXml" ds:itemID="{B1977F7D-205B-4081-913C-38D41E755F92}">
-  <ds:schemaRefs>
-    <ds:schemaRef ds:uri="http://www.wps.cn/officeDocument/2013/wpsCustomData"/>
-  </ds:schemaRefs>
-</ds:datastoreItem>
 </file>